--- a/src/Parchment.Tests/Markdown/Renderers/ListBlockRendererTests.BulletListProducesListParagraphsWithNumbering.verified.docx
+++ b/src/Parchment.Tests/Markdown/Renderers/ListBlockRendererTests.BulletListProducesListParagraphsWithNumbering.verified.docx
@@ -39,8 +39,14 @@
       </w:r>
     </w:p>
     <w:sectPr>
-      <w:pgSz w:w="12240" w:h="15840"/>
-      <w:pgMar w:top="1440" w:right="1440" w:bottom="1440" w:left="1440" w:header="720" w:footer="720"/>
+      <w:pgSz w:w="6500" w:h="8000"/>
+      <w:pgMar w:top="500" w:right="500" w:bottom="500" w:left="500" w:header="720" w:footer="720"/>
+      <w:pgBorders w:zOrder="front" w:display="allPages" w:offsetFrom="page">
+        <w:top w:val="single" w:color="000000" w:sz="4" w:space="0"/>
+        <w:left w:val="single" w:color="000000" w:sz="4" w:space="0"/>
+        <w:bottom w:val="single" w:color="000000" w:sz="4" w:space="0"/>
+        <w:right w:val="single" w:color="000000" w:sz="4" w:space="0"/>
+      </w:pgBorders>
     </w:sectPr>
   </w:body>
 </w:document>

--- a/src/Parchment.Tests/Markdown/Renderers/ListBlockRendererTests.BulletListProducesListParagraphsWithNumbering.verified.docx
+++ b/src/Parchment.Tests/Markdown/Renderers/ListBlockRendererTests.BulletListProducesListParagraphsWithNumbering.verified.docx
@@ -9,6 +9,7 @@
           <w:ilvl w:val="0"/>
           <w:numId w:val="1"/>
         </w:numPr>
+        <w:contextualSpacing/>
       </w:pPr>
       <w:r>
         <w:t xml:space="preserve">one</w:t>
@@ -21,6 +22,7 @@
           <w:ilvl w:val="0"/>
           <w:numId w:val="1"/>
         </w:numPr>
+        <w:contextualSpacing/>
       </w:pPr>
       <w:r>
         <w:t xml:space="preserve">two</w:t>
@@ -33,6 +35,7 @@
           <w:ilvl w:val="0"/>
           <w:numId w:val="1"/>
         </w:numPr>
+        <w:contextualSpacing/>
       </w:pPr>
       <w:r>
         <w:t xml:space="preserve">three</w:t>
@@ -57,7 +60,7 @@
   <abstractNum xmlns:p2="http://schemas.openxmlformats.org/wordprocessingml/2006/main" p2:abstractNumId="0">
     <p2:lvl p2:ilvl="0">
       <p2:numFmt p2:val="bullet"/>
-      <p2:lvlText p2:val="●"/>
+      <p2:lvlText p2:val=""/>
       <p2:lvlJc p2:val="left"/>
       <p2:pPr>
         <p2:ind p2:left="720" p2:hanging="360"/>
@@ -68,24 +71,24 @@
     </p2:lvl>
     <p2:lvl p2:ilvl="1">
       <p2:numFmt p2:val="bullet"/>
-      <p2:lvlText p2:val="○"/>
+      <p2:lvlText p2:val="o"/>
       <p2:lvlJc p2:val="left"/>
       <p2:pPr>
         <p2:ind p2:left="1080" p2:hanging="360"/>
       </p2:pPr>
       <p2:rPr>
-        <p2:rFonts p2:hint="default" p2:ascii="Symbol" p2:hAnsi="Symbol"/>
+        <p2:rFonts p2:hint="default" p2:ascii="Courier New" p2:hAnsi="Courier New"/>
       </p2:rPr>
     </p2:lvl>
     <p2:lvl p2:ilvl="2">
       <p2:numFmt p2:val="bullet"/>
-      <p2:lvlText p2:val="■"/>
+      <p2:lvlText p2:val=""/>
       <p2:lvlJc p2:val="left"/>
       <p2:pPr>
         <p2:ind p2:left="1440" p2:hanging="360"/>
       </p2:pPr>
       <p2:rPr>
-        <p2:rFonts p2:hint="default" p2:ascii="Symbol" p2:hAnsi="Symbol"/>
+        <p2:rFonts p2:hint="default" p2:ascii="Wingdings" p2:hAnsi="Wingdings"/>
       </p2:rPr>
     </p2:lvl>
   </abstractNum>

--- a/src/Parchment.Tests/Markdown/Renderers/ListBlockRendererTests.BulletListProducesListParagraphsWithNumbering.verified.docx
+++ b/src/Parchment.Tests/Markdown/Renderers/ListBlockRendererTests.BulletListProducesListParagraphsWithNumbering.verified.docx
@@ -63,7 +63,7 @@
       <p2:lvlText p2:val=""/>
       <p2:lvlJc p2:val="left"/>
       <p2:pPr>
-        <p2:ind p2:left="720" p2:hanging="360"/>
+        <p2:ind p2:left="480" p2:hanging="240"/>
       </p2:pPr>
       <p2:rPr>
         <p2:rFonts p2:hint="default" p2:ascii="Symbol" p2:hAnsi="Symbol"/>
@@ -74,7 +74,7 @@
       <p2:lvlText p2:val="o"/>
       <p2:lvlJc p2:val="left"/>
       <p2:pPr>
-        <p2:ind p2:left="1080" p2:hanging="360"/>
+        <p2:ind p2:left="960" p2:hanging="240"/>
       </p2:pPr>
       <p2:rPr>
         <p2:rFonts p2:hint="default" p2:ascii="Courier New" p2:hAnsi="Courier New"/>
@@ -85,7 +85,7 @@
       <p2:lvlText p2:val=""/>
       <p2:lvlJc p2:val="left"/>
       <p2:pPr>
-        <p2:ind p2:left="1440" p2:hanging="360"/>
+        <p2:ind p2:left="1440" p2:hanging="240"/>
       </p2:pPr>
       <p2:rPr>
         <p2:rFonts p2:hint="default" p2:ascii="Wingdings" p2:hAnsi="Wingdings"/>
